--- a/public/fonts/um-sans/v2.0.0/plantillas/oferta-completa.docx
+++ b/public/fonts/um-sans/v2.0.0/plantillas/oferta-completa.docx
@@ -784,7 +784,7 @@
       <w:pStyle w:val="Header"/>
       <w:spacing w:after="160"/>
       <w:pBdr>
-        <w:bottom w:val="single" w:sz="12" w:color="B91C1C"/>
+        <w:bottom w:val="single" w:sz="12" w:space="12" w:color="B91C1C"/>
       </w:pBdr>
     </w:pPr>
     <w:r>
